--- a/output/doc/c0-n-star-student-session-resource-pack.docx
+++ b/output/doc/c0-n-star-student-session-resource-pack.docx
@@ -641,7 +641,6 @@
     <w:p>
       <w:pPr>
         <w:pStyle w:val="Heading2"/>
-        <w:pageBreakBefore/>
       </w:pPr>
       <w:r>
         <w:t xml:space="preserve">Session 1 Resource. Target Sorting and Inference Control</w:t>
@@ -10456,7 +10455,7 @@
         </m:r>
       </m:oMath>
       <w:r>
-        <w:t xml:space="preserve">. Use the Session 2 thresholds. A retained gate is equivalent only when its full paired-change interval is contained in the closed margin</w:t>
+        <w:t xml:space="preserve">. Use the Session 2 thresholds. All change intervals below are paired changes from the matched baseline. A retained gate is equivalent only when its full paired-change interval is contained in the closed margin</w:t>
       </w:r>
       <w:r>
         <w:t xml:space="preserve"> </w:t>
@@ -10497,12 +10496,18 @@
         <w:t xml:space="preserve"> </w:t>
       </w:r>
       <w:r>
-        <w:t xml:space="preserve">and its post-intervention lower bound meets or exceeds threshold. The intervention must lower</w:t>
+        <w:t xml:space="preserve">and its post-intervention lower bound meets or exceeds threshold. The target-component license requires the complete</w:t>
       </w:r>
       <w:r>
         <w:t xml:space="preserve"> </w:t>
       </w:r>
       <m:oMath>
+        <m:r>
+          <m:rPr>
+            <m:sty m:val="p"/>
+          </m:rPr>
+          <m:t>Δ</m:t>
+        </m:r>
         <m:sSub>
           <m:e>
             <m:r>
@@ -10520,12 +10525,18 @@
         <w:t xml:space="preserve"> </w:t>
       </w:r>
       <w:r>
-        <w:t xml:space="preserve">by at least</w:t>
+        <w:t xml:space="preserve">interval to be at or below</w:t>
       </w:r>
       <w:r>
         <w:t xml:space="preserve"> </w:t>
       </w:r>
       <m:oMath>
+        <m:r>
+          <m:rPr>
+            <m:sty m:val="p"/>
+          </m:rPr>
+          <m:t>−</m:t>
+        </m:r>
         <m:r>
           <m:t>.20</m:t>
         </m:r>
@@ -12338,10 +12349,11 @@
         <w:tblLook w:firstRow="1" w:lastRow="0" w:firstColumn="0" w:lastColumn="0" w:noHBand="0" w:noVBand="0" w:val="0020"/>
       </w:tblPr>
       <w:tblGrid>
-        <w:gridCol w:w="1899"/>
-        <w:gridCol w:w="2698"/>
-        <w:gridCol w:w="2698"/>
-        <w:gridCol w:w="2699"/>
+        <w:gridCol w:w="1799"/>
+        <w:gridCol w:w="2049"/>
+        <w:gridCol w:w="2049"/>
+        <w:gridCol w:w="2049"/>
+        <w:gridCol w:w="2048"/>
       </w:tblGrid>
       <w:tr>
         <w:trPr>
@@ -12350,7 +12362,7 @@
         </w:trPr>
         <w:tc>
           <w:tcPr>
-            <w:tcW w:w="1899" w:type="dxa"/>
+            <w:tcW w:w="1799" w:type="dxa"/>
             <w:vAlign w:val="center"/>
             <w:tcMar>
               <w:top w:w="70" w:type="dxa"/>
@@ -12379,7 +12391,7 @@
         </w:tc>
         <w:tc>
           <w:tcPr>
-            <w:tcW w:w="2698" w:type="dxa"/>
+            <w:tcW w:w="2049" w:type="dxa"/>
             <w:vAlign w:val="center"/>
             <w:tcMar>
               <w:top w:w="70" w:type="dxa"/>
@@ -12408,7 +12420,7 @@
         </w:tc>
         <w:tc>
           <w:tcPr>
-            <w:tcW w:w="2698" w:type="dxa"/>
+            <w:tcW w:w="2049" w:type="dxa"/>
             <w:vAlign w:val="center"/>
             <w:tcMar>
               <w:top w:w="70" w:type="dxa"/>
@@ -12431,13 +12443,42 @@
                 <w:color w:val="FFFFFF"/>
                 <w:sz w:val="18"/>
               </w:rPr>
+              <w:t>ΔN₁</w:t>
+            </w:r>
+          </w:p>
+        </w:tc>
+        <w:tc>
+          <w:tcPr>
+            <w:tcW w:w="2049" w:type="dxa"/>
+            <w:vAlign w:val="center"/>
+            <w:tcMar>
+              <w:top w:w="70" w:type="dxa"/>
+              <w:bottom w:w="70" w:type="dxa"/>
+              <w:start w:w="85" w:type="dxa"/>
+              <w:end w:w="85" w:type="dxa"/>
+            </w:tcMar>
+            <w:shd w:fill="1B344C" w:val="clear"/>
+          </w:tcPr>
+          <w:p>
+            <w:pPr>
+              <w:pStyle w:val="Compact"/>
+              <w:spacing w:before="0" w:after="40" w:line="240" w:lineRule="auto"/>
+              <w:jc w:val="center"/>
+            </w:pPr>
+            <w:r>
+              <w:rPr>
+                <w:rFonts w:ascii="Liberation Sans" w:hAnsi="Liberation Sans" w:eastAsia="Liberation Sans" w:cs="Liberation Sans"/>
+                <w:b/>
+                <w:color w:val="FFFFFF"/>
+                <w:sz w:val="18"/>
+              </w:rPr>
               <w:t>ΔN₂</w:t>
             </w:r>
           </w:p>
         </w:tc>
         <w:tc>
           <w:tcPr>
-            <w:tcW w:w="2699" w:type="dxa"/>
+            <w:tcW w:w="2048" w:type="dxa"/>
             <w:vAlign w:val="center"/>
             <w:tcMar>
               <w:top w:w="70" w:type="dxa"/>
@@ -12471,7 +12512,7 @@
         </w:trPr>
         <w:tc>
           <w:tcPr>
-            <w:tcW w:w="1899" w:type="dxa"/>
+            <w:tcW w:w="1799" w:type="dxa"/>
             <w:vAlign w:val="center"/>
             <w:tcMar>
               <w:top w:w="70" w:type="dxa"/>
@@ -12499,7 +12540,7 @@
         </w:tc>
         <w:tc>
           <w:tcPr>
-            <w:tcW w:w="2698" w:type="dxa"/>
+            <w:tcW w:w="2049" w:type="dxa"/>
             <w:vAlign w:val="center"/>
             <w:tcMar>
               <w:top w:w="70" w:type="dxa"/>
@@ -12581,7 +12622,7 @@
         </w:tc>
         <w:tc>
           <w:tcPr>
-            <w:tcW w:w="2698" w:type="dxa"/>
+            <w:tcW w:w="2049" w:type="dxa"/>
             <w:vAlign w:val="center"/>
             <w:tcMar>
               <w:top w:w="70" w:type="dxa"/>
@@ -12626,7 +12667,7 @@
                   <w:szCs w:val="18"/>
                   <w:color w:val="232A30"/>
                 </w:rPr>
-                <m:t>.07</m:t>
+                <m:t>.43</m:t>
               </m:r>
               <m:r>
                 <m:rPr>
@@ -12640,14 +12681,6 @@
                 <m:t>,</m:t>
               </m:r>
               <m:r>
-                <w:rPr>
-                  <w:sz w:val="18"/>
-                  <w:szCs w:val="18"/>
-                  <w:color w:val="232A30"/>
-                </w:rPr>
-                <m:t>.01</m:t>
-              </m:r>
-              <m:r>
                 <m:rPr>
                   <m:sty m:val="p"/>
                 </m:rPr>
@@ -12656,6 +12689,25 @@
                   <w:szCs w:val="18"/>
                   <w:color w:val="232A30"/>
                 </w:rPr>
+                <m:t>−</m:t>
+              </m:r>
+              <m:r>
+                <w:rPr>
+                  <w:sz w:val="18"/>
+                  <w:szCs w:val="18"/>
+                  <w:color w:val="232A30"/>
+                </w:rPr>
+                <m:t>.27</m:t>
+              </m:r>
+              <m:r>
+                <m:rPr>
+                  <m:sty m:val="p"/>
+                </m:rPr>
+                <w:rPr>
+                  <w:sz w:val="18"/>
+                  <w:szCs w:val="18"/>
+                  <w:color w:val="232A30"/>
+                </w:rPr>
                 <m:t>]</m:t>
               </m:r>
             </m:oMath>
@@ -12663,7 +12715,89 @@
         </w:tc>
         <w:tc>
           <w:tcPr>
-            <w:tcW w:w="2699" w:type="dxa"/>
+            <w:tcW w:w="2049" w:type="dxa"/>
+            <w:vAlign w:val="center"/>
+            <w:tcMar>
+              <w:top w:w="70" w:type="dxa"/>
+              <w:bottom w:w="70" w:type="dxa"/>
+              <w:start w:w="85" w:type="dxa"/>
+              <w:end w:w="85" w:type="dxa"/>
+            </w:tcMar>
+            <w:shd w:fill="FFFFFF" w:val="clear"/>
+          </w:tcPr>
+          <w:p>
+            <w:pPr>
+              <w:pStyle w:val="Compact"/>
+              <w:spacing w:before="0" w:after="40" w:line="240" w:lineRule="auto"/>
+              <w:jc w:val="center"/>
+            </w:pPr>
+            <m:oMath>
+              <m:r>
+                <m:rPr>
+                  <m:sty m:val="p"/>
+                </m:rPr>
+                <w:rPr>
+                  <w:sz w:val="18"/>
+                  <w:szCs w:val="18"/>
+                  <w:color w:val="232A30"/>
+                </w:rPr>
+                <m:t>[</m:t>
+              </m:r>
+              <m:r>
+                <m:rPr>
+                  <m:sty m:val="p"/>
+                </m:rPr>
+                <w:rPr>
+                  <w:sz w:val="18"/>
+                  <w:szCs w:val="18"/>
+                  <w:color w:val="232A30"/>
+                </w:rPr>
+                <m:t>−</m:t>
+              </m:r>
+              <m:r>
+                <w:rPr>
+                  <w:sz w:val="18"/>
+                  <w:szCs w:val="18"/>
+                  <w:color w:val="232A30"/>
+                </w:rPr>
+                <m:t>.07</m:t>
+              </m:r>
+              <m:r>
+                <m:rPr>
+                  <m:sty m:val="p"/>
+                </m:rPr>
+                <w:rPr>
+                  <w:sz w:val="18"/>
+                  <w:szCs w:val="18"/>
+                  <w:color w:val="232A30"/>
+                </w:rPr>
+                <m:t>,</m:t>
+              </m:r>
+              <m:r>
+                <w:rPr>
+                  <w:sz w:val="18"/>
+                  <w:szCs w:val="18"/>
+                  <w:color w:val="232A30"/>
+                </w:rPr>
+                <m:t>.01</m:t>
+              </m:r>
+              <m:r>
+                <m:rPr>
+                  <m:sty m:val="p"/>
+                </m:rPr>
+                <w:rPr>
+                  <w:sz w:val="18"/>
+                  <w:szCs w:val="18"/>
+                  <w:color w:val="232A30"/>
+                </w:rPr>
+                <m:t>]</m:t>
+              </m:r>
+            </m:oMath>
+          </w:p>
+        </w:tc>
+        <w:tc>
+          <w:tcPr>
+            <w:tcW w:w="2048" w:type="dxa"/>
             <w:vAlign w:val="center"/>
             <w:tcMar>
               <w:top w:w="70" w:type="dxa"/>
@@ -12750,7 +12884,7 @@
         </w:trPr>
         <w:tc>
           <w:tcPr>
-            <w:tcW w:w="1899" w:type="dxa"/>
+            <w:tcW w:w="1799" w:type="dxa"/>
             <w:vAlign w:val="center"/>
             <w:tcMar>
               <w:top w:w="70" w:type="dxa"/>
@@ -12778,7 +12912,7 @@
         </w:tc>
         <w:tc>
           <w:tcPr>
-            <w:tcW w:w="2698" w:type="dxa"/>
+            <w:tcW w:w="2049" w:type="dxa"/>
             <w:vAlign w:val="center"/>
             <w:tcMar>
               <w:top w:w="70" w:type="dxa"/>
@@ -12871,7 +13005,7 @@
         </w:tc>
         <w:tc>
           <w:tcPr>
-            <w:tcW w:w="2698" w:type="dxa"/>
+            <w:tcW w:w="2049" w:type="dxa"/>
             <w:vAlign w:val="center"/>
             <w:tcMar>
               <w:top w:w="70" w:type="dxa"/>
@@ -12916,7 +13050,7 @@
                   <w:szCs w:val="18"/>
                   <w:color w:val="232A30"/>
                 </w:rPr>
-                <m:t>.44</m:t>
+                <m:t>.46</m:t>
               </m:r>
               <m:r>
                 <m:rPr>
@@ -12964,7 +13098,100 @@
         </w:tc>
         <w:tc>
           <w:tcPr>
-            <w:tcW w:w="2699" w:type="dxa"/>
+            <w:tcW w:w="2049" w:type="dxa"/>
+            <w:vAlign w:val="center"/>
+            <w:tcMar>
+              <w:top w:w="70" w:type="dxa"/>
+              <w:bottom w:w="70" w:type="dxa"/>
+              <w:start w:w="85" w:type="dxa"/>
+              <w:end w:w="85" w:type="dxa"/>
+            </w:tcMar>
+            <w:shd w:fill="F4F6F7" w:val="clear"/>
+          </w:tcPr>
+          <w:p>
+            <w:pPr>
+              <w:pStyle w:val="Compact"/>
+              <w:spacing w:before="0" w:after="40" w:line="240" w:lineRule="auto"/>
+              <w:jc w:val="center"/>
+            </w:pPr>
+            <m:oMath>
+              <m:r>
+                <m:rPr>
+                  <m:sty m:val="p"/>
+                </m:rPr>
+                <w:rPr>
+                  <w:sz w:val="18"/>
+                  <w:szCs w:val="18"/>
+                  <w:color w:val="232A30"/>
+                </w:rPr>
+                <m:t>[</m:t>
+              </m:r>
+              <m:r>
+                <m:rPr>
+                  <m:sty m:val="p"/>
+                </m:rPr>
+                <w:rPr>
+                  <w:sz w:val="18"/>
+                  <w:szCs w:val="18"/>
+                  <w:color w:val="232A30"/>
+                </w:rPr>
+                <m:t>−</m:t>
+              </m:r>
+              <m:r>
+                <w:rPr>
+                  <w:sz w:val="18"/>
+                  <w:szCs w:val="18"/>
+                  <w:color w:val="232A30"/>
+                </w:rPr>
+                <m:t>.44</m:t>
+              </m:r>
+              <m:r>
+                <m:rPr>
+                  <m:sty m:val="p"/>
+                </m:rPr>
+                <w:rPr>
+                  <w:sz w:val="18"/>
+                  <w:szCs w:val="18"/>
+                  <w:color w:val="232A30"/>
+                </w:rPr>
+                <m:t>,</m:t>
+              </m:r>
+              <m:r>
+                <m:rPr>
+                  <m:sty m:val="p"/>
+                </m:rPr>
+                <w:rPr>
+                  <w:sz w:val="18"/>
+                  <w:szCs w:val="18"/>
+                  <w:color w:val="232A30"/>
+                </w:rPr>
+                <m:t>−</m:t>
+              </m:r>
+              <m:r>
+                <w:rPr>
+                  <w:sz w:val="18"/>
+                  <w:szCs w:val="18"/>
+                  <w:color w:val="232A30"/>
+                </w:rPr>
+                <m:t>.30</m:t>
+              </m:r>
+              <m:r>
+                <m:rPr>
+                  <m:sty m:val="p"/>
+                </m:rPr>
+                <w:rPr>
+                  <w:sz w:val="18"/>
+                  <w:szCs w:val="18"/>
+                  <w:color w:val="232A30"/>
+                </w:rPr>
+                <m:t>]</m:t>
+              </m:r>
+            </m:oMath>
+          </w:p>
+        </w:tc>
+        <w:tc>
+          <w:tcPr>
+            <w:tcW w:w="2048" w:type="dxa"/>
             <w:vAlign w:val="center"/>
             <w:tcMar>
               <w:top w:w="70" w:type="dxa"/>
@@ -13062,7 +13289,7 @@
         </w:trPr>
         <w:tc>
           <w:tcPr>
-            <w:tcW w:w="1899" w:type="dxa"/>
+            <w:tcW w:w="1799" w:type="dxa"/>
             <w:vAlign w:val="center"/>
             <w:tcMar>
               <w:top w:w="70" w:type="dxa"/>
@@ -13090,7 +13317,7 @@
         </w:tc>
         <w:tc>
           <w:tcPr>
-            <w:tcW w:w="2698" w:type="dxa"/>
+            <w:tcW w:w="2049" w:type="dxa"/>
             <w:vAlign w:val="center"/>
             <w:tcMar>
               <w:top w:w="70" w:type="dxa"/>
@@ -13172,7 +13399,7 @@
         </w:tc>
         <w:tc>
           <w:tcPr>
-            <w:tcW w:w="2698" w:type="dxa"/>
+            <w:tcW w:w="2049" w:type="dxa"/>
             <w:vAlign w:val="center"/>
             <w:tcMar>
               <w:top w:w="70" w:type="dxa"/>
@@ -13217,7 +13444,7 @@
                   <w:szCs w:val="18"/>
                   <w:color w:val="232A30"/>
                 </w:rPr>
-                <m:t>.04</m:t>
+                <m:t>.11</m:t>
               </m:r>
               <m:r>
                 <m:rPr>
@@ -13231,14 +13458,6 @@
                 <m:t>,</m:t>
               </m:r>
               <m:r>
-                <w:rPr>
-                  <w:sz w:val="18"/>
-                  <w:szCs w:val="18"/>
-                  <w:color w:val="232A30"/>
-                </w:rPr>
-                <m:t>.02</m:t>
-              </m:r>
-              <m:r>
                 <m:rPr>
                   <m:sty m:val="p"/>
                 </m:rPr>
@@ -13247,6 +13466,25 @@
                   <w:szCs w:val="18"/>
                   <w:color w:val="232A30"/>
                 </w:rPr>
+                <m:t>−</m:t>
+              </m:r>
+              <m:r>
+                <w:rPr>
+                  <w:sz w:val="18"/>
+                  <w:szCs w:val="18"/>
+                  <w:color w:val="232A30"/>
+                </w:rPr>
+                <m:t>.03</m:t>
+              </m:r>
+              <m:r>
+                <m:rPr>
+                  <m:sty m:val="p"/>
+                </m:rPr>
+                <w:rPr>
+                  <w:sz w:val="18"/>
+                  <w:szCs w:val="18"/>
+                  <w:color w:val="232A30"/>
+                </w:rPr>
                 <m:t>]</m:t>
               </m:r>
             </m:oMath>
@@ -13254,7 +13492,89 @@
         </w:tc>
         <w:tc>
           <w:tcPr>
-            <w:tcW w:w="2699" w:type="dxa"/>
+            <w:tcW w:w="2049" w:type="dxa"/>
+            <w:vAlign w:val="center"/>
+            <w:tcMar>
+              <w:top w:w="70" w:type="dxa"/>
+              <w:bottom w:w="70" w:type="dxa"/>
+              <w:start w:w="85" w:type="dxa"/>
+              <w:end w:w="85" w:type="dxa"/>
+            </w:tcMar>
+            <w:shd w:fill="FFFFFF" w:val="clear"/>
+          </w:tcPr>
+          <w:p>
+            <w:pPr>
+              <w:pStyle w:val="Compact"/>
+              <w:spacing w:before="0" w:after="40" w:line="240" w:lineRule="auto"/>
+              <w:jc w:val="center"/>
+            </w:pPr>
+            <m:oMath>
+              <m:r>
+                <m:rPr>
+                  <m:sty m:val="p"/>
+                </m:rPr>
+                <w:rPr>
+                  <w:sz w:val="18"/>
+                  <w:szCs w:val="18"/>
+                  <w:color w:val="232A30"/>
+                </w:rPr>
+                <m:t>[</m:t>
+              </m:r>
+              <m:r>
+                <m:rPr>
+                  <m:sty m:val="p"/>
+                </m:rPr>
+                <w:rPr>
+                  <w:sz w:val="18"/>
+                  <w:szCs w:val="18"/>
+                  <w:color w:val="232A30"/>
+                </w:rPr>
+                <m:t>−</m:t>
+              </m:r>
+              <m:r>
+                <w:rPr>
+                  <w:sz w:val="18"/>
+                  <w:szCs w:val="18"/>
+                  <w:color w:val="232A30"/>
+                </w:rPr>
+                <m:t>.04</m:t>
+              </m:r>
+              <m:r>
+                <m:rPr>
+                  <m:sty m:val="p"/>
+                </m:rPr>
+                <w:rPr>
+                  <w:sz w:val="18"/>
+                  <w:szCs w:val="18"/>
+                  <w:color w:val="232A30"/>
+                </w:rPr>
+                <m:t>,</m:t>
+              </m:r>
+              <m:r>
+                <w:rPr>
+                  <w:sz w:val="18"/>
+                  <w:szCs w:val="18"/>
+                  <w:color w:val="232A30"/>
+                </w:rPr>
+                <m:t>.02</m:t>
+              </m:r>
+              <m:r>
+                <m:rPr>
+                  <m:sty m:val="p"/>
+                </m:rPr>
+                <w:rPr>
+                  <w:sz w:val="18"/>
+                  <w:szCs w:val="18"/>
+                  <w:color w:val="232A30"/>
+                </w:rPr>
+                <m:t>]</m:t>
+              </m:r>
+            </m:oMath>
+          </w:p>
+        </w:tc>
+        <w:tc>
+          <w:tcPr>
+            <w:tcW w:w="2048" w:type="dxa"/>
             <w:vAlign w:val="center"/>
             <w:tcMar>
               <w:top w:w="70" w:type="dxa"/>
@@ -13366,24 +13686,24 @@
             <w:tcW w:w="4197" w:type="dxa"/>
             <w:vAlign w:val="center"/>
             <w:tcMar>
-              <w:top w:w="70" w:type="dxa"/>
-              <w:bottom w:w="70" w:type="dxa"/>
-              <w:start w:w="85" w:type="dxa"/>
-              <w:end w:w="85" w:type="dxa"/>
+              <w:top w:w="32" w:type="dxa"/>
+              <w:bottom w:w="32" w:type="dxa"/>
+              <w:start w:w="70" w:type="dxa"/>
+              <w:end w:w="70" w:type="dxa"/>
             </w:tcMar>
             <w:shd w:fill="1B344C" w:val="clear"/>
           </w:tcPr>
           <w:p>
             <w:pPr>
               <w:pStyle w:val="Compact"/>
-              <w:spacing w:before="0" w:after="40" w:line="240" w:lineRule="auto"/>
+              <w:spacing w:before="0" w:after="0" w:line="226" w:lineRule="auto"/>
             </w:pPr>
             <w:r>
               <w:rPr>
                 <w:rFonts w:ascii="Liberation Sans" w:hAnsi="Liberation Sans" w:eastAsia="Liberation Sans" w:cs="Liberation Sans"/>
                 <w:b/>
                 <w:color w:val="FFFFFF"/>
-                <w:sz w:val="18"/>
+                <w:sz w:val="17"/>
               </w:rPr>
               <w:t xml:space="preserve">Field</w:t>
             </w:r>
@@ -13394,24 +13714,24 @@
             <w:tcW w:w="5797" w:type="dxa"/>
             <w:vAlign w:val="center"/>
             <w:tcMar>
-              <w:top w:w="70" w:type="dxa"/>
-              <w:bottom w:w="70" w:type="dxa"/>
-              <w:start w:w="85" w:type="dxa"/>
-              <w:end w:w="85" w:type="dxa"/>
+              <w:top w:w="32" w:type="dxa"/>
+              <w:bottom w:w="32" w:type="dxa"/>
+              <w:start w:w="70" w:type="dxa"/>
+              <w:end w:w="70" w:type="dxa"/>
             </w:tcMar>
             <w:shd w:fill="1B344C" w:val="clear"/>
           </w:tcPr>
           <w:p>
             <w:pPr>
               <w:pStyle w:val="Compact"/>
-              <w:spacing w:before="0" w:after="40" w:line="240" w:lineRule="auto"/>
+              <w:spacing w:before="0" w:after="0" w:line="226" w:lineRule="auto"/>
             </w:pPr>
             <w:r>
               <w:rPr>
                 <w:rFonts w:ascii="Liberation Sans" w:hAnsi="Liberation Sans" w:eastAsia="Liberation Sans" w:cs="Liberation Sans"/>
                 <w:b/>
                 <w:color w:val="FFFFFF"/>
-                <w:sz w:val="18"/>
+                <w:sz w:val="17"/>
               </w:rPr>
               <w:t xml:space="preserve">Team entry</w:t>
             </w:r>
@@ -13427,23 +13747,23 @@
             <w:tcW w:w="4197" w:type="dxa"/>
             <w:vAlign w:val="center"/>
             <w:tcMar>
-              <w:top w:w="70" w:type="dxa"/>
-              <w:bottom w:w="70" w:type="dxa"/>
-              <w:start w:w="85" w:type="dxa"/>
-              <w:end w:w="85" w:type="dxa"/>
+              <w:top w:w="32" w:type="dxa"/>
+              <w:bottom w:w="32" w:type="dxa"/>
+              <w:start w:w="70" w:type="dxa"/>
+              <w:end w:w="70" w:type="dxa"/>
             </w:tcMar>
             <w:shd w:fill="FFFFFF" w:val="clear"/>
           </w:tcPr>
           <w:p>
             <w:pPr>
               <w:pStyle w:val="Compact"/>
-              <w:spacing w:before="0" w:after="40" w:line="240" w:lineRule="auto"/>
-            </w:pPr>
-            <w:r>
-              <w:rPr>
-                <w:rFonts w:ascii="Liberation Sans" w:hAnsi="Liberation Sans" w:eastAsia="Liberation Sans" w:cs="Liberation Sans"/>
-                <w:color w:val="232A30"/>
-                <w:sz w:val="18"/>
+              <w:spacing w:before="0" w:after="0" w:line="226" w:lineRule="auto"/>
+            </w:pPr>
+            <w:r>
+              <w:rPr>
+                <w:rFonts w:ascii="Liberation Sans" w:hAnsi="Liberation Sans" w:eastAsia="Liberation Sans" w:cs="Liberation Sans"/>
+                <w:color w:val="232A30"/>
+                <w:sz w:val="17"/>
               </w:rPr>
               <w:t xml:space="preserve">Exact target, candidate, regime, and horizon</w:t>
             </w:r>
@@ -13454,17 +13774,17 @@
             <w:tcW w:w="5797" w:type="dxa"/>
             <w:vAlign w:val="center"/>
             <w:tcMar>
-              <w:top w:w="70" w:type="dxa"/>
-              <w:bottom w:w="70" w:type="dxa"/>
-              <w:start w:w="85" w:type="dxa"/>
-              <w:end w:w="85" w:type="dxa"/>
+              <w:top w:w="32" w:type="dxa"/>
+              <w:bottom w:w="32" w:type="dxa"/>
+              <w:start w:w="70" w:type="dxa"/>
+              <w:end w:w="70" w:type="dxa"/>
             </w:tcMar>
             <w:shd w:fill="FFFFFF" w:val="clear"/>
           </w:tcPr>
           <w:p>
             <w:pPr>
               <w:pStyle w:val="Compact"/>
-              <w:spacing w:before="0" w:after="40" w:line="240" w:lineRule="auto"/>
+              <w:spacing w:before="0" w:after="0" w:line="226" w:lineRule="auto"/>
             </w:pPr>
           </w:p>
         </w:tc>
@@ -13478,23 +13798,23 @@
             <w:tcW w:w="4197" w:type="dxa"/>
             <w:vAlign w:val="center"/>
             <w:tcMar>
-              <w:top w:w="70" w:type="dxa"/>
-              <w:bottom w:w="70" w:type="dxa"/>
-              <w:start w:w="85" w:type="dxa"/>
-              <w:end w:w="85" w:type="dxa"/>
+              <w:top w:w="32" w:type="dxa"/>
+              <w:bottom w:w="32" w:type="dxa"/>
+              <w:start w:w="70" w:type="dxa"/>
+              <w:end w:w="70" w:type="dxa"/>
             </w:tcMar>
             <w:shd w:fill="F4F6F7" w:val="clear"/>
           </w:tcPr>
           <w:p>
             <w:pPr>
               <w:pStyle w:val="Compact"/>
-              <w:spacing w:before="0" w:after="40" w:line="240" w:lineRule="auto"/>
-            </w:pPr>
-            <w:r>
-              <w:rPr>
-                <w:rFonts w:ascii="Liberation Sans" w:hAnsi="Liberation Sans" w:eastAsia="Liberation Sans" w:cs="Liberation Sans"/>
-                <w:color w:val="232A30"/>
-                <w:sz w:val="18"/>
+              <w:spacing w:before="0" w:after="0" w:line="226" w:lineRule="auto"/>
+            </w:pPr>
+            <w:r>
+              <w:rPr>
+                <w:rFonts w:ascii="Liberation Sans" w:hAnsi="Liberation Sans" w:eastAsia="Liberation Sans" w:cs="Liberation Sans"/>
+                <w:color w:val="232A30"/>
+                <w:sz w:val="17"/>
               </w:rPr>
               <w:t xml:space="preserve">Manipulation and intended</w:t>
             </w:r>
@@ -13502,7 +13822,7 @@
               <w:rPr>
                 <w:rFonts w:ascii="Liberation Sans" w:hAnsi="Liberation Sans" w:eastAsia="Liberation Sans" w:cs="Liberation Sans"/>
                 <w:color w:val="232A30"/>
-                <w:sz w:val="18"/>
+                <w:sz w:val="17"/>
               </w:rPr>
               <w:t xml:space="preserve"> </w:t>
             </w:r>
@@ -13511,8 +13831,8 @@
                 <m:e>
                   <m:r>
                     <w:rPr>
-                      <w:sz w:val="18"/>
-                      <w:szCs w:val="18"/>
+                      <w:sz w:val="17"/>
+                      <w:szCs w:val="17"/>
                       <w:color w:val="232A30"/>
                     </w:rPr>
                     <m:t>N</m:t>
@@ -13521,8 +13841,8 @@
                 <m:sub>
                   <m:r>
                     <w:rPr>
-                      <w:sz w:val="18"/>
-                      <w:szCs w:val="18"/>
+                      <w:sz w:val="17"/>
+                      <w:szCs w:val="17"/>
                       <w:color w:val="232A30"/>
                     </w:rPr>
                     <m:t>1</m:t>
@@ -13534,7 +13854,7 @@
               <w:rPr>
                 <w:rFonts w:ascii="Liberation Sans" w:hAnsi="Liberation Sans" w:eastAsia="Liberation Sans" w:cs="Liberation Sans"/>
                 <w:color w:val="232A30"/>
-                <w:sz w:val="18"/>
+                <w:sz w:val="17"/>
               </w:rPr>
               <w:t xml:space="preserve"> </w:t>
             </w:r>
@@ -13542,7 +13862,7 @@
               <w:rPr>
                 <w:rFonts w:ascii="Liberation Sans" w:hAnsi="Liberation Sans" w:eastAsia="Liberation Sans" w:cs="Liberation Sans"/>
                 <w:color w:val="232A30"/>
-                <w:sz w:val="18"/>
+                <w:sz w:val="17"/>
               </w:rPr>
               <w:t xml:space="preserve">mechanism</w:t>
             </w:r>
@@ -13553,17 +13873,17 @@
             <w:tcW w:w="5797" w:type="dxa"/>
             <w:vAlign w:val="center"/>
             <w:tcMar>
-              <w:top w:w="70" w:type="dxa"/>
-              <w:bottom w:w="70" w:type="dxa"/>
-              <w:start w:w="85" w:type="dxa"/>
-              <w:end w:w="85" w:type="dxa"/>
+              <w:top w:w="32" w:type="dxa"/>
+              <w:bottom w:w="32" w:type="dxa"/>
+              <w:start w:w="70" w:type="dxa"/>
+              <w:end w:w="70" w:type="dxa"/>
             </w:tcMar>
             <w:shd w:fill="F4F6F7" w:val="clear"/>
           </w:tcPr>
           <w:p>
             <w:pPr>
               <w:pStyle w:val="Compact"/>
-              <w:spacing w:before="0" w:after="40" w:line="240" w:lineRule="auto"/>
+              <w:spacing w:before="0" w:after="0" w:line="226" w:lineRule="auto"/>
             </w:pPr>
           </w:p>
         </w:tc>
@@ -13577,25 +13897,25 @@
             <w:tcW w:w="4197" w:type="dxa"/>
             <w:vAlign w:val="center"/>
             <w:tcMar>
-              <w:top w:w="70" w:type="dxa"/>
-              <w:bottom w:w="70" w:type="dxa"/>
-              <w:start w:w="85" w:type="dxa"/>
-              <w:end w:w="85" w:type="dxa"/>
+              <w:top w:w="32" w:type="dxa"/>
+              <w:bottom w:w="32" w:type="dxa"/>
+              <w:start w:w="70" w:type="dxa"/>
+              <w:end w:w="70" w:type="dxa"/>
             </w:tcMar>
             <w:shd w:fill="FFFFFF" w:val="clear"/>
           </w:tcPr>
           <w:p>
             <w:pPr>
               <w:pStyle w:val="Compact"/>
-              <w:spacing w:before="0" w:after="40" w:line="240" w:lineRule="auto"/>
+              <w:spacing w:before="0" w:after="0" w:line="226" w:lineRule="auto"/>
             </w:pPr>
             <m:oMath>
               <m:sSub>
                 <m:e>
                   <m:r>
                     <w:rPr>
-                      <w:sz w:val="18"/>
-                      <w:szCs w:val="18"/>
+                      <w:sz w:val="17"/>
+                      <w:szCs w:val="17"/>
                       <w:color w:val="232A30"/>
                     </w:rPr>
                     <m:t>N</m:t>
@@ -13604,8 +13924,8 @@
                 <m:sub>
                   <m:r>
                     <w:rPr>
-                      <w:sz w:val="18"/>
-                      <w:szCs w:val="18"/>
+                      <w:sz w:val="17"/>
+                      <w:szCs w:val="17"/>
                       <w:color w:val="232A30"/>
                     </w:rPr>
                     <m:t>1</m:t>
@@ -13617,7 +13937,7 @@
               <w:rPr>
                 <w:rFonts w:ascii="Liberation Sans" w:hAnsi="Liberation Sans" w:eastAsia="Liberation Sans" w:cs="Liberation Sans"/>
                 <w:color w:val="232A30"/>
-                <w:sz w:val="18"/>
+                <w:sz w:val="17"/>
               </w:rPr>
               <w:t xml:space="preserve"> </w:t>
             </w:r>
@@ -13625,7 +13945,7 @@
               <w:rPr>
                 <w:rFonts w:ascii="Liberation Sans" w:hAnsi="Liberation Sans" w:eastAsia="Liberation Sans" w:cs="Liberation Sans"/>
                 <w:color w:val="232A30"/>
-                <w:sz w:val="18"/>
+                <w:sz w:val="17"/>
               </w:rPr>
               <w:t xml:space="preserve">change and meaningful-change rule</w:t>
             </w:r>
@@ -13636,17 +13956,17 @@
             <w:tcW w:w="5797" w:type="dxa"/>
             <w:vAlign w:val="center"/>
             <w:tcMar>
-              <w:top w:w="70" w:type="dxa"/>
-              <w:bottom w:w="70" w:type="dxa"/>
-              <w:start w:w="85" w:type="dxa"/>
-              <w:end w:w="85" w:type="dxa"/>
+              <w:top w:w="32" w:type="dxa"/>
+              <w:bottom w:w="32" w:type="dxa"/>
+              <w:start w:w="70" w:type="dxa"/>
+              <w:end w:w="70" w:type="dxa"/>
             </w:tcMar>
             <w:shd w:fill="FFFFFF" w:val="clear"/>
           </w:tcPr>
           <w:p>
             <w:pPr>
               <w:pStyle w:val="Compact"/>
-              <w:spacing w:before="0" w:after="40" w:line="240" w:lineRule="auto"/>
+              <w:spacing w:before="0" w:after="0" w:line="226" w:lineRule="auto"/>
             </w:pPr>
           </w:p>
         </w:tc>
@@ -13660,23 +13980,23 @@
             <w:tcW w:w="4197" w:type="dxa"/>
             <w:vAlign w:val="center"/>
             <w:tcMar>
-              <w:top w:w="70" w:type="dxa"/>
-              <w:bottom w:w="70" w:type="dxa"/>
-              <w:start w:w="85" w:type="dxa"/>
-              <w:end w:w="85" w:type="dxa"/>
+              <w:top w:w="32" w:type="dxa"/>
+              <w:bottom w:w="32" w:type="dxa"/>
+              <w:start w:w="70" w:type="dxa"/>
+              <w:end w:w="70" w:type="dxa"/>
             </w:tcMar>
             <w:shd w:fill="F4F6F7" w:val="clear"/>
           </w:tcPr>
           <w:p>
             <w:pPr>
               <w:pStyle w:val="Compact"/>
-              <w:spacing w:before="0" w:after="40" w:line="240" w:lineRule="auto"/>
-            </w:pPr>
-            <w:r>
-              <w:rPr>
-                <w:rFonts w:ascii="Liberation Sans" w:hAnsi="Liberation Sans" w:eastAsia="Liberation Sans" w:cs="Liberation Sans"/>
-                <w:color w:val="232A30"/>
-                <w:sz w:val="18"/>
+              <w:spacing w:before="0" w:after="0" w:line="226" w:lineRule="auto"/>
+            </w:pPr>
+            <w:r>
+              <w:rPr>
+                <w:rFonts w:ascii="Liberation Sans" w:hAnsi="Liberation Sans" w:eastAsia="Liberation Sans" w:cs="Liberation Sans"/>
+                <w:color w:val="232A30"/>
+                <w:sz w:val="17"/>
               </w:rPr>
               <w:t xml:space="preserve">Frozen-referent and retained-gate equivalence checks; what follows about</w:t>
             </w:r>
@@ -13684,7 +14004,7 @@
               <w:rPr>
                 <w:rFonts w:ascii="Liberation Sans" w:hAnsi="Liberation Sans" w:eastAsia="Liberation Sans" w:cs="Liberation Sans"/>
                 <w:color w:val="232A30"/>
-                <w:sz w:val="18"/>
+                <w:sz w:val="17"/>
               </w:rPr>
               <w:t xml:space="preserve"> </w:t>
             </w:r>
@@ -13697,8 +14017,8 @@
                       <m:sty m:val="p"/>
                     </m:rPr>
                     <w:rPr>
-                      <w:sz w:val="18"/>
-                      <w:szCs w:val="18"/>
+                      <w:sz w:val="17"/>
+                      <w:szCs w:val="17"/>
                       <w:color w:val="232A30"/>
                     </w:rPr>
                     <m:t>B</m:t>
@@ -13710,8 +14030,8 @@
                       <m:sty m:val="p"/>
                     </m:rPr>
                     <w:rPr>
-                      <w:sz w:val="18"/>
-                      <w:szCs w:val="18"/>
+                      <w:sz w:val="17"/>
+                      <w:szCs w:val="17"/>
                       <w:color w:val="232A30"/>
                     </w:rPr>
                     <m:t>+</m:t>
@@ -13723,7 +14043,7 @@
               <w:rPr>
                 <w:rFonts w:ascii="Liberation Sans" w:hAnsi="Liberation Sans" w:eastAsia="Liberation Sans" w:cs="Liberation Sans"/>
                 <w:color w:val="232A30"/>
-                <w:sz w:val="18"/>
+                <w:sz w:val="17"/>
               </w:rPr>
               <w:t xml:space="preserve"> </w:t>
             </w:r>
@@ -13731,7 +14051,7 @@
               <w:rPr>
                 <w:rFonts w:ascii="Liberation Sans" w:hAnsi="Liberation Sans" w:eastAsia="Liberation Sans" w:cs="Liberation Sans"/>
                 <w:color w:val="232A30"/>
-                <w:sz w:val="18"/>
+                <w:sz w:val="17"/>
               </w:rPr>
               <w:t xml:space="preserve">and what remains underdetermined</w:t>
             </w:r>
@@ -13742,17 +14062,17 @@
             <w:tcW w:w="5797" w:type="dxa"/>
             <w:vAlign w:val="center"/>
             <w:tcMar>
-              <w:top w:w="70" w:type="dxa"/>
-              <w:bottom w:w="70" w:type="dxa"/>
-              <w:start w:w="85" w:type="dxa"/>
-              <w:end w:w="85" w:type="dxa"/>
+              <w:top w:w="32" w:type="dxa"/>
+              <w:bottom w:w="32" w:type="dxa"/>
+              <w:start w:w="70" w:type="dxa"/>
+              <w:end w:w="70" w:type="dxa"/>
             </w:tcMar>
             <w:shd w:fill="F4F6F7" w:val="clear"/>
           </w:tcPr>
           <w:p>
             <w:pPr>
               <w:pStyle w:val="Compact"/>
-              <w:spacing w:before="0" w:after="40" w:line="240" w:lineRule="auto"/>
+              <w:spacing w:before="0" w:after="0" w:line="226" w:lineRule="auto"/>
             </w:pPr>
           </w:p>
         </w:tc>
@@ -13766,23 +14086,23 @@
             <w:tcW w:w="4197" w:type="dxa"/>
             <w:vAlign w:val="center"/>
             <w:tcMar>
-              <w:top w:w="70" w:type="dxa"/>
-              <w:bottom w:w="70" w:type="dxa"/>
-              <w:start w:w="85" w:type="dxa"/>
-              <w:end w:w="85" w:type="dxa"/>
+              <w:top w:w="32" w:type="dxa"/>
+              <w:bottom w:w="32" w:type="dxa"/>
+              <w:start w:w="70" w:type="dxa"/>
+              <w:end w:w="70" w:type="dxa"/>
             </w:tcMar>
             <w:shd w:fill="FFFFFF" w:val="clear"/>
           </w:tcPr>
           <w:p>
             <w:pPr>
               <w:pStyle w:val="Compact"/>
-              <w:spacing w:before="0" w:after="40" w:line="240" w:lineRule="auto"/>
-            </w:pPr>
-            <w:r>
-              <w:rPr>
-                <w:rFonts w:ascii="Liberation Sans" w:hAnsi="Liberation Sans" w:eastAsia="Liberation Sans" w:cs="Liberation Sans"/>
-                <w:color w:val="232A30"/>
-                <w:sz w:val="18"/>
+              <w:spacing w:before="0" w:after="0" w:line="226" w:lineRule="auto"/>
+            </w:pPr>
+            <w:r>
+              <w:rPr>
+                <w:rFonts w:ascii="Liberation Sans" w:hAnsi="Liberation Sans" w:eastAsia="Liberation Sans" w:cs="Liberation Sans"/>
+                <w:color w:val="232A30"/>
+                <w:sz w:val="17"/>
               </w:rPr>
               <w:t xml:space="preserve">Anchor genealogy and independence firewall</w:t>
             </w:r>
@@ -13793,17 +14113,17 @@
             <w:tcW w:w="5797" w:type="dxa"/>
             <w:vAlign w:val="center"/>
             <w:tcMar>
-              <w:top w:w="70" w:type="dxa"/>
-              <w:bottom w:w="70" w:type="dxa"/>
-              <w:start w:w="85" w:type="dxa"/>
-              <w:end w:w="85" w:type="dxa"/>
+              <w:top w:w="32" w:type="dxa"/>
+              <w:bottom w:w="32" w:type="dxa"/>
+              <w:start w:w="70" w:type="dxa"/>
+              <w:end w:w="70" w:type="dxa"/>
             </w:tcMar>
             <w:shd w:fill="FFFFFF" w:val="clear"/>
           </w:tcPr>
           <w:p>
             <w:pPr>
               <w:pStyle w:val="Compact"/>
-              <w:spacing w:before="0" w:after="40" w:line="240" w:lineRule="auto"/>
+              <w:spacing w:before="0" w:after="0" w:line="226" w:lineRule="auto"/>
             </w:pPr>
           </w:p>
         </w:tc>
@@ -13817,23 +14137,23 @@
             <w:tcW w:w="4197" w:type="dxa"/>
             <w:vAlign w:val="center"/>
             <w:tcMar>
-              <w:top w:w="70" w:type="dxa"/>
-              <w:bottom w:w="70" w:type="dxa"/>
-              <w:start w:w="85" w:type="dxa"/>
-              <w:end w:w="85" w:type="dxa"/>
+              <w:top w:w="32" w:type="dxa"/>
+              <w:bottom w:w="32" w:type="dxa"/>
+              <w:start w:w="70" w:type="dxa"/>
+              <w:end w:w="70" w:type="dxa"/>
             </w:tcMar>
             <w:shd w:fill="F4F6F7" w:val="clear"/>
           </w:tcPr>
           <w:p>
             <w:pPr>
               <w:pStyle w:val="Compact"/>
-              <w:spacing w:before="0" w:after="40" w:line="240" w:lineRule="auto"/>
-            </w:pPr>
-            <w:r>
-              <w:rPr>
-                <w:rFonts w:ascii="Liberation Sans" w:hAnsi="Liberation Sans" w:eastAsia="Liberation Sans" w:cs="Liberation Sans"/>
-                <w:color w:val="232A30"/>
-                <w:sz w:val="18"/>
+              <w:spacing w:before="0" w:after="0" w:line="226" w:lineRule="auto"/>
+            </w:pPr>
+            <w:r>
+              <w:rPr>
+                <w:rFonts w:ascii="Liberation Sans" w:hAnsi="Liberation Sans" w:eastAsia="Liberation Sans" w:cs="Liberation Sans"/>
+                <w:color w:val="232A30"/>
+                <w:sz w:val="17"/>
               </w:rPr>
               <w:t xml:space="preserve">Full-model prediction</w:t>
             </w:r>
@@ -13844,17 +14164,17 @@
             <w:tcW w:w="5797" w:type="dxa"/>
             <w:vAlign w:val="center"/>
             <w:tcMar>
-              <w:top w:w="70" w:type="dxa"/>
-              <w:bottom w:w="70" w:type="dxa"/>
-              <w:start w:w="85" w:type="dxa"/>
-              <w:end w:w="85" w:type="dxa"/>
+              <w:top w:w="32" w:type="dxa"/>
+              <w:bottom w:w="32" w:type="dxa"/>
+              <w:start w:w="70" w:type="dxa"/>
+              <w:end w:w="70" w:type="dxa"/>
             </w:tcMar>
             <w:shd w:fill="F4F6F7" w:val="clear"/>
           </w:tcPr>
           <w:p>
             <w:pPr>
               <w:pStyle w:val="Compact"/>
-              <w:spacing w:before="0" w:after="40" w:line="240" w:lineRule="auto"/>
+              <w:spacing w:before="0" w:after="0" w:line="226" w:lineRule="auto"/>
             </w:pPr>
           </w:p>
         </w:tc>
@@ -13868,25 +14188,25 @@
             <w:tcW w:w="4197" w:type="dxa"/>
             <w:vAlign w:val="center"/>
             <w:tcMar>
-              <w:top w:w="70" w:type="dxa"/>
-              <w:bottom w:w="70" w:type="dxa"/>
-              <w:start w:w="85" w:type="dxa"/>
-              <w:end w:w="85" w:type="dxa"/>
+              <w:top w:w="32" w:type="dxa"/>
+              <w:bottom w:w="32" w:type="dxa"/>
+              <w:start w:w="70" w:type="dxa"/>
+              <w:end w:w="70" w:type="dxa"/>
             </w:tcMar>
             <w:shd w:fill="FFFFFF" w:val="clear"/>
           </w:tcPr>
           <w:p>
             <w:pPr>
               <w:pStyle w:val="Compact"/>
-              <w:spacing w:before="0" w:after="40" w:line="240" w:lineRule="auto"/>
+              <w:spacing w:before="0" w:after="0" w:line="226" w:lineRule="auto"/>
             </w:pPr>
             <m:oMath>
               <m:sSub>
                 <m:e>
                   <m:r>
                     <w:rPr>
-                      <w:sz w:val="18"/>
-                      <w:szCs w:val="18"/>
+                      <w:sz w:val="17"/>
+                      <w:szCs w:val="17"/>
                       <w:color w:val="232A30"/>
                     </w:rPr>
                     <m:t>N</m:t>
@@ -13895,8 +14215,8 @@
                 <m:sub>
                   <m:r>
                     <w:rPr>
-                      <w:sz w:val="18"/>
-                      <w:szCs w:val="18"/>
+                      <w:sz w:val="17"/>
+                      <w:szCs w:val="17"/>
                       <w:color w:val="232A30"/>
                     </w:rPr>
                     <m:t>1</m:t>
@@ -13908,7 +14228,7 @@
               <w:rPr>
                 <w:rFonts w:ascii="Liberation Sans" w:hAnsi="Liberation Sans" w:eastAsia="Liberation Sans" w:cs="Liberation Sans"/>
                 <w:color w:val="232A30"/>
-                <w:sz w:val="18"/>
+                <w:sz w:val="17"/>
               </w:rPr>
               <w:t xml:space="preserve">-ablated rival prediction</w:t>
             </w:r>
@@ -13919,17 +14239,17 @@
             <w:tcW w:w="5797" w:type="dxa"/>
             <w:vAlign w:val="center"/>
             <w:tcMar>
-              <w:top w:w="70" w:type="dxa"/>
-              <w:bottom w:w="70" w:type="dxa"/>
-              <w:start w:w="85" w:type="dxa"/>
-              <w:end w:w="85" w:type="dxa"/>
+              <w:top w:w="32" w:type="dxa"/>
+              <w:bottom w:w="32" w:type="dxa"/>
+              <w:start w:w="70" w:type="dxa"/>
+              <w:end w:w="70" w:type="dxa"/>
             </w:tcMar>
             <w:shd w:fill="FFFFFF" w:val="clear"/>
           </w:tcPr>
           <w:p>
             <w:pPr>
               <w:pStyle w:val="Compact"/>
-              <w:spacing w:before="0" w:after="40" w:line="240" w:lineRule="auto"/>
+              <w:spacing w:before="0" w:after="0" w:line="226" w:lineRule="auto"/>
             </w:pPr>
           </w:p>
         </w:tc>
@@ -13943,23 +14263,23 @@
             <w:tcW w:w="4197" w:type="dxa"/>
             <w:vAlign w:val="center"/>
             <w:tcMar>
-              <w:top w:w="70" w:type="dxa"/>
-              <w:bottom w:w="70" w:type="dxa"/>
-              <w:start w:w="85" w:type="dxa"/>
-              <w:end w:w="85" w:type="dxa"/>
+              <w:top w:w="32" w:type="dxa"/>
+              <w:bottom w:w="32" w:type="dxa"/>
+              <w:start w:w="70" w:type="dxa"/>
+              <w:end w:w="70" w:type="dxa"/>
             </w:tcMar>
             <w:shd w:fill="F4F6F7" w:val="clear"/>
           </w:tcPr>
           <w:p>
             <w:pPr>
               <w:pStyle w:val="Compact"/>
-              <w:spacing w:before="0" w:after="40" w:line="240" w:lineRule="auto"/>
-            </w:pPr>
-            <w:r>
-              <w:rPr>
-                <w:rFonts w:ascii="Liberation Sans" w:hAnsi="Liberation Sans" w:eastAsia="Liberation Sans" w:cs="Liberation Sans"/>
-                <w:color w:val="232A30"/>
-                <w:sz w:val="18"/>
+              <w:spacing w:before="0" w:after="0" w:line="226" w:lineRule="auto"/>
+            </w:pPr>
+            <w:r>
+              <w:rPr>
+                <w:rFonts w:ascii="Liberation Sans" w:hAnsi="Liberation Sans" w:eastAsia="Liberation Sans" w:cs="Liberation Sans"/>
+                <w:color w:val="232A30"/>
+                <w:sz w:val="17"/>
               </w:rPr>
               <w:t xml:space="preserve">Negative control and pathway-specific rescue</w:t>
             </w:r>
@@ -13970,17 +14290,17 @@
             <w:tcW w:w="5797" w:type="dxa"/>
             <w:vAlign w:val="center"/>
             <w:tcMar>
-              <w:top w:w="70" w:type="dxa"/>
-              <w:bottom w:w="70" w:type="dxa"/>
-              <w:start w:w="85" w:type="dxa"/>
-              <w:end w:w="85" w:type="dxa"/>
+              <w:top w:w="32" w:type="dxa"/>
+              <w:bottom w:w="32" w:type="dxa"/>
+              <w:start w:w="70" w:type="dxa"/>
+              <w:end w:w="70" w:type="dxa"/>
             </w:tcMar>
             <w:shd w:fill="F4F6F7" w:val="clear"/>
           </w:tcPr>
           <w:p>
             <w:pPr>
               <w:pStyle w:val="Compact"/>
-              <w:spacing w:before="0" w:after="40" w:line="240" w:lineRule="auto"/>
+              <w:spacing w:before="0" w:after="0" w:line="226" w:lineRule="auto"/>
             </w:pPr>
           </w:p>
         </w:tc>
@@ -13994,23 +14314,23 @@
             <w:tcW w:w="4197" w:type="dxa"/>
             <w:vAlign w:val="center"/>
             <w:tcMar>
-              <w:top w:w="70" w:type="dxa"/>
-              <w:bottom w:w="70" w:type="dxa"/>
-              <w:start w:w="85" w:type="dxa"/>
-              <w:end w:w="85" w:type="dxa"/>
+              <w:top w:w="32" w:type="dxa"/>
+              <w:bottom w:w="32" w:type="dxa"/>
+              <w:start w:w="70" w:type="dxa"/>
+              <w:end w:w="70" w:type="dxa"/>
             </w:tcMar>
             <w:shd w:fill="FFFFFF" w:val="clear"/>
           </w:tcPr>
           <w:p>
             <w:pPr>
               <w:pStyle w:val="Compact"/>
-              <w:spacing w:before="0" w:after="40" w:line="240" w:lineRule="auto"/>
-            </w:pPr>
-            <w:r>
-              <w:rPr>
-                <w:rFonts w:ascii="Liberation Sans" w:hAnsi="Liberation Sans" w:eastAsia="Liberation Sans" w:cs="Liberation Sans"/>
-                <w:color w:val="232A30"/>
-                <w:sz w:val="18"/>
+              <w:spacing w:before="0" w:after="0" w:line="226" w:lineRule="auto"/>
+            </w:pPr>
+            <w:r>
+              <w:rPr>
+                <w:rFonts w:ascii="Liberation Sans" w:hAnsi="Liberation Sans" w:eastAsia="Liberation Sans" w:cs="Liberation Sans"/>
+                <w:color w:val="232A30"/>
+                <w:sz w:val="17"/>
               </w:rPr>
               <w:t xml:space="preserve">Licensed status and scope</w:t>
             </w:r>
@@ -14021,17 +14341,17 @@
             <w:tcW w:w="5797" w:type="dxa"/>
             <w:vAlign w:val="center"/>
             <w:tcMar>
-              <w:top w:w="70" w:type="dxa"/>
-              <w:bottom w:w="70" w:type="dxa"/>
-              <w:start w:w="85" w:type="dxa"/>
-              <w:end w:w="85" w:type="dxa"/>
+              <w:top w:w="32" w:type="dxa"/>
+              <w:bottom w:w="32" w:type="dxa"/>
+              <w:start w:w="70" w:type="dxa"/>
+              <w:end w:w="70" w:type="dxa"/>
             </w:tcMar>
             <w:shd w:fill="FFFFFF" w:val="clear"/>
           </w:tcPr>
           <w:p>
             <w:pPr>
               <w:pStyle w:val="Compact"/>
-              <w:spacing w:before="0" w:after="40" w:line="240" w:lineRule="auto"/>
+              <w:spacing w:before="0" w:after="0" w:line="226" w:lineRule="auto"/>
             </w:pPr>
           </w:p>
         </w:tc>
@@ -14045,23 +14365,23 @@
             <w:tcW w:w="4197" w:type="dxa"/>
             <w:vAlign w:val="center"/>
             <w:tcMar>
-              <w:top w:w="70" w:type="dxa"/>
-              <w:bottom w:w="70" w:type="dxa"/>
-              <w:start w:w="85" w:type="dxa"/>
-              <w:end w:w="85" w:type="dxa"/>
+              <w:top w:w="32" w:type="dxa"/>
+              <w:bottom w:w="32" w:type="dxa"/>
+              <w:start w:w="70" w:type="dxa"/>
+              <w:end w:w="70" w:type="dxa"/>
             </w:tcMar>
             <w:shd w:fill="F4F6F7" w:val="clear"/>
           </w:tcPr>
           <w:p>
             <w:pPr>
               <w:pStyle w:val="Compact"/>
-              <w:spacing w:before="0" w:after="40" w:line="240" w:lineRule="auto"/>
-            </w:pPr>
-            <w:r>
-              <w:rPr>
-                <w:rFonts w:ascii="Liberation Sans" w:hAnsi="Liberation Sans" w:eastAsia="Liberation Sans" w:cs="Liberation Sans"/>
-                <w:color w:val="232A30"/>
-                <w:sz w:val="18"/>
+              <w:spacing w:before="0" w:after="0" w:line="226" w:lineRule="auto"/>
+            </w:pPr>
+            <w:r>
+              <w:rPr>
+                <w:rFonts w:ascii="Liberation Sans" w:hAnsi="Liberation Sans" w:eastAsia="Liberation Sans" w:cs="Liberation Sans"/>
+                <w:color w:val="232A30"/>
+                <w:sz w:val="17"/>
               </w:rPr>
               <w:t xml:space="preserve">Result that would remain inconclusive</w:t>
             </w:r>
@@ -14072,17 +14392,17 @@
             <w:tcW w:w="5797" w:type="dxa"/>
             <w:vAlign w:val="center"/>
             <w:tcMar>
-              <w:top w:w="70" w:type="dxa"/>
-              <w:bottom w:w="70" w:type="dxa"/>
-              <w:start w:w="85" w:type="dxa"/>
-              <w:end w:w="85" w:type="dxa"/>
+              <w:top w:w="32" w:type="dxa"/>
+              <w:bottom w:w="32" w:type="dxa"/>
+              <w:start w:w="70" w:type="dxa"/>
+              <w:end w:w="70" w:type="dxa"/>
             </w:tcMar>
             <w:shd w:fill="F4F6F7" w:val="clear"/>
           </w:tcPr>
           <w:p>
             <w:pPr>
               <w:pStyle w:val="Compact"/>
-              <w:spacing w:before="0" w:after="40" w:line="240" w:lineRule="auto"/>
+              <w:spacing w:before="0" w:after="0" w:line="226" w:lineRule="auto"/>
             </w:pPr>
           </w:p>
         </w:tc>
@@ -18785,6 +19105,116 @@
         </w:numPr>
       </w:pPr>
       <w:r>
+        <w:t xml:space="preserve">Minimum intended</w:t>
+      </w:r>
+      <w:r>
+        <w:t xml:space="preserve"> </w:t>
+      </w:r>
+      <m:oMath>
+        <m:sSub>
+          <m:e>
+            <m:r>
+              <m:t>N</m:t>
+            </m:r>
+          </m:e>
+          <m:sub>
+            <m:r>
+              <m:t>3</m:t>
+            </m:r>
+          </m:sub>
+        </m:sSub>
+      </m:oMath>
+      <w:r>
+        <w:t xml:space="preserve"> </w:t>
+      </w:r>
+      <w:r>
+        <w:t xml:space="preserve">reduction:</w:t>
+      </w:r>
+      <w:r>
+        <w:t xml:space="preserve"> </w:t>
+      </w:r>
+      <m:oMath>
+        <m:sSub>
+          <m:e>
+            <m:r>
+              <m:t>η</m:t>
+            </m:r>
+          </m:e>
+          <m:sub>
+            <m:r>
+              <m:t>3</m:t>
+            </m:r>
+          </m:sub>
+        </m:sSub>
+        <m:r>
+          <m:rPr>
+            <m:sty m:val="p"/>
+          </m:rPr>
+          <m:t>=</m:t>
+        </m:r>
+        <m:r>
+          <m:t>.20</m:t>
+        </m:r>
+      </m:oMath>
+      <w:r>
+        <w:t xml:space="preserve">; the complete paired</w:t>
+      </w:r>
+      <w:r>
+        <w:t xml:space="preserve"> </w:t>
+      </w:r>
+      <m:oMath>
+        <m:r>
+          <m:rPr>
+            <m:sty m:val="p"/>
+          </m:rPr>
+          <m:t>Δ</m:t>
+        </m:r>
+        <m:sSub>
+          <m:e>
+            <m:r>
+              <m:t>N</m:t>
+            </m:r>
+          </m:e>
+          <m:sub>
+            <m:r>
+              <m:t>3</m:t>
+            </m:r>
+          </m:sub>
+        </m:sSub>
+      </m:oMath>
+      <w:r>
+        <w:t xml:space="preserve"> </w:t>
+      </w:r>
+      <w:r>
+        <w:t xml:space="preserve">interval must be at or below</w:t>
+      </w:r>
+      <w:r>
+        <w:t xml:space="preserve"> </w:t>
+      </w:r>
+      <m:oMath>
+        <m:r>
+          <m:rPr>
+            <m:sty m:val="p"/>
+          </m:rPr>
+          <m:t>−</m:t>
+        </m:r>
+        <m:r>
+          <m:t>.20</m:t>
+        </m:r>
+      </m:oMath>
+      <w:r>
+        <w:t xml:space="preserve">.</w:t>
+      </w:r>
+    </w:p>
+    <w:p>
+      <w:pPr>
+        <w:pStyle w:val="Compact"/>
+        <w:numPr>
+          <w:ilvl w:val="0"/>
+          <w:numId w:val="1007"/>
+        </w:numPr>
+      </w:pPr>
+      <w:r>
         <w:t xml:space="preserve">Initial content fidelity must have a lower bound of at least</w:t>
       </w:r>
       <w:r>
@@ -19743,7 +20173,7 @@
         <w:t xml:space="preserve"> </w:t>
       </w:r>
       <w:r>
-        <w:t xml:space="preserve">at or above</w:t>
+        <w:t xml:space="preserve">strictly above</w:t>
       </w:r>
       <w:r>
         <w:t xml:space="preserve"> </w:t>
@@ -19754,7 +20184,7 @@
         </m:r>
       </m:oMath>
       <w:r>
-        <w:t xml:space="preserve">.</w:t>
+        <w:t xml:space="preserve">, matching the ablation paper’s conservative diagnostic-region rule.</w:t>
       </w:r>
     </w:p>
     <w:p>
@@ -24060,9 +24490,10 @@
     <w:p>
       <w:pPr>
         <w:pStyle w:val="FirstParagraph"/>
+        <w:spacing w:line="245" w:lineRule="auto" w:after="70"/>
       </w:pPr>
       <w:r>
-        <w:t xml:space="preserve">All profiles are synthetic. Use Session 2 thresholds and the following role translations:</w:t>
+        <w:t xml:space="preserve">All profiles are synthetic. Use Session 2 thresholds and the following role translations. Any unbracketed scalar is stipulated to be an exact teaching value for this exercise and is compared directly with its threshold; real studies require uncertainty intervals.</w:t>
       </w:r>
     </w:p>
     <w:p>
@@ -24072,6 +24503,7 @@
           <w:ilvl w:val="0"/>
           <w:numId w:val="1010"/>
         </w:numPr>
+        <w:spacing w:line="245" w:lineRule="auto" w:after="70"/>
       </w:pPr>
       <w:r>
         <w:t xml:space="preserve">stable</w:t>
@@ -24114,6 +24546,7 @@
           <w:ilvl w:val="0"/>
           <w:numId w:val="1010"/>
         </w:numPr>
+        <w:spacing w:line="245" w:lineRule="auto" w:after="70"/>
       </w:pPr>
       <w:r>
         <w:t xml:space="preserve">resolved inclusion-minimal</w:t>
@@ -24156,6 +24589,7 @@
           <w:ilvl w:val="0"/>
           <w:numId w:val="1010"/>
         </w:numPr>
+        <w:spacing w:line="245" w:lineRule="auto" w:after="70"/>
       </w:pPr>
       <w:r>
         <w:t xml:space="preserve">positive</w:t>
@@ -24182,6 +24616,7 @@
           <w:ilvl w:val="0"/>
           <w:numId w:val="1010"/>
         </w:numPr>
+        <w:spacing w:line="245" w:lineRule="auto" w:after="70"/>
       </w:pPr>
       <w:r>
         <w:t xml:space="preserve">positive</w:t>
@@ -24217,6 +24652,7 @@
           <w:ilvl w:val="0"/>
           <w:numId w:val="1010"/>
         </w:numPr>
+        <w:spacing w:line="245" w:lineRule="auto" w:after="70"/>
       </w:pPr>
       <w:r>
         <w:t xml:space="preserve">positive</w:t>
@@ -24252,6 +24688,7 @@
           <w:ilvl w:val="0"/>
           <w:numId w:val="1010"/>
         </w:numPr>
+        <w:spacing w:line="245" w:lineRule="auto" w:after="70"/>
       </w:pPr>
       <w:r>
         <w:t xml:space="preserve">positive</w:t>
@@ -24283,6 +24720,7 @@
     <w:p>
       <w:pPr>
         <w:pStyle w:val="FirstParagraph"/>
+        <w:spacing w:line="245" w:lineRule="auto" w:after="70"/>
       </w:pPr>
       <w:r>
         <w:t xml:space="preserve">Legibility requires stable decomposable semantics (D), compositional readout (C), differentiated fault localization (F), and evidential independence (E). A readable result does not validate the constitutive identity.</w:t>
@@ -24301,6 +24739,7 @@
     <w:p>
       <w:pPr>
         <w:pStyle w:val="FirstParagraph"/>
+        <w:spacing w:line="245" w:lineRule="auto" w:after="70"/>
       </w:pPr>
       <w:r>
         <w:t xml:space="preserve">Use this common directed schematic for every case.</w:t>
@@ -24405,6 +24844,7 @@
     <w:p>
       <w:pPr>
         <w:pStyle w:val="BodyText"/>
+        <w:spacing w:line="245" w:lineRule="auto" w:after="70"/>
       </w:pPr>
       <w:r>
         <w:rPr>
@@ -24521,6 +24961,7 @@
     <w:p>
       <w:pPr>
         <w:pStyle w:val="BodyText"/>
+        <w:spacing w:line="245" w:lineRule="auto" w:after="70"/>
       </w:pPr>
       <w:r>
         <w:rPr>
@@ -24642,6 +25083,7 @@
     <w:p>
       <w:pPr>
         <w:pStyle w:val="BodyText"/>
+        <w:spacing w:line="245" w:lineRule="auto" w:after="70"/>
       </w:pPr>
       <w:r>
         <w:t xml:space="preserve">After studying T1 and T2, Readers A and B independently classify previously unseen Profiles A-D from private reveal cards before comparing.</w:t>
@@ -24666,6 +25108,7 @@
     <w:p>
       <w:pPr>
         <w:pStyle w:val="BodyText"/>
+        <w:spacing w:line="245" w:lineRule="auto" w:after="70"/>
       </w:pPr>
       <w:r>
         <w:t xml:space="preserve">For each profile record only: operational outcome; role vector; localized fault if licensed; and the step that depends on the constitutive hypothesis. After both readers finish every assigned profile, complete the following</w:t>
@@ -25076,6 +25519,7 @@
     <w:p>
       <w:pPr>
         <w:pStyle w:val="BodyText"/>
+        <w:spacing w:line="245" w:lineRule="auto" w:after="70"/>
       </w:pPr>
       <w:r>
         <w:rPr>
